--- a/belgeler/17_TEKLIF_DAVET_MEKTUBU_MAKINE_EKIPMAN.docx
+++ b/belgeler/17_TEKLIF_DAVET_MEKTUBU_MAKINE_EKIPMAN.docx
@@ -1012,7 +1012,7 @@
                 <w:color w:val="000000"/>
                 <w:sz w:val="16"/>
               </w:rPr>
-              <w:t>2.885.847,21 TL</w:t>
+              <w:t>3.892.868,60 TL</w:t>
             </w:r>
             <w:r>
               <w:rPr>
@@ -1022,7 +1022,7 @@
                 <w:color w:val="000000"/>
                 <w:sz w:val="16"/>
               </w:rPr>
-              <w:t xml:space="preserve"> ≈ 54.699 Avro (1 Avro = 52,7585 TL)</w:t>
+              <w:t xml:space="preserve"> ≈ 73.787 Avro (1 Avro = 52,7585 TL)</w:t>
             </w:r>
           </w:p>
         </w:tc>

--- a/belgeler/17_TEKLIF_DAVET_MEKTUBU_MAKINE_EKIPMAN.docx
+++ b/belgeler/17_TEKLIF_DAVET_MEKTUBU_MAKINE_EKIPMAN.docx
@@ -1012,7 +1012,7 @@
                 <w:color w:val="000000"/>
                 <w:sz w:val="16"/>
               </w:rPr>
-              <w:t>3.892.868,60 TL</w:t>
+              <w:t>3.784.288,46 TL</w:t>
             </w:r>
             <w:r>
               <w:rPr>
@@ -1022,7 +1022,7 @@
                 <w:color w:val="000000"/>
                 <w:sz w:val="16"/>
               </w:rPr>
-              <w:t xml:space="preserve"> ≈ 73.787 Avro (1 Avro = 52,7585 TL)</w:t>
+              <w:t xml:space="preserve"> ≈ 71.729 Avro (1 Avro = 52,7585 TL)</w:t>
             </w:r>
           </w:p>
         </w:tc>

--- a/belgeler/17_TEKLIF_DAVET_MEKTUBU_MAKINE_EKIPMAN.docx
+++ b/belgeler/17_TEKLIF_DAVET_MEKTUBU_MAKINE_EKIPMAN.docx
@@ -1012,7 +1012,7 @@
                 <w:color w:val="000000"/>
                 <w:sz w:val="16"/>
               </w:rPr>
-              <w:t>3.784.288,46 TL</w:t>
+              <w:t>3.784.288,48 TL</w:t>
             </w:r>
             <w:r>
               <w:rPr>
